--- a/林小龙-前端开发工程师简历-母版.docx
+++ b/林小龙-前端开发工程师简历-母版.docx
@@ -29,7 +29,7 @@
           <w:color w:val="5B6575"/>
           <w:sz w:val="21"/>
         </w:rPr>
-        <w:t>全栈开发工程师 / 前端开发工程师</w:t>
+        <w:t>资深 Web 前端开发工程师 / 高级前端开发工程师</w:t>
       </w:r>
     </w:p>
     <w:p>
@@ -44,7 +44,7 @@
           <w:color w:val="5B6575"/>
           <w:sz w:val="18"/>
         </w:rPr>
-        <w:t>18岁[待确认]  |  湖南省娄底市  |  13290731298  |  1847426505@qq.com</w:t>
+        <w:t>1996年生  |  现居厦门  |  13290731298  |  1847426505@qq.com</w:t>
       </w:r>
     </w:p>
     <w:p>
@@ -77,7 +77,7 @@
           <w:color w:val="1F2937"/>
           <w:sz w:val="18"/>
         </w:rPr>
-        <w:t>7年以上 Web 应用开发经验，具备前端工程化、Node 服务开发、容器化部署和运维协作的复合型交付能力。</w:t>
+        <w:t>7年以上 Web 前端开发经验，长期负责 Electron 客户端、后台管理、H5 嵌入页、小程序、可视化平台等多端业务交付。</w:t>
       </w:r>
     </w:p>
     <w:p>
@@ -93,7 +93,7 @@
           <w:color w:val="1F2937"/>
           <w:sz w:val="18"/>
         </w:rPr>
-        <w:t>前端侧长期负责 PC 客户端、后台管理、H5 嵌入页、可视化平台等多端业务；服务端侧可参与接口设计、业务服务开发和前后端联调。</w:t>
+        <w:t>熟悉 Vue、React、TypeScript、Electron，能独立推进需求拆解、技术方案设计、模块开发、组件封装、联调和迭代上线。</w:t>
       </w:r>
     </w:p>
     <w:p>
@@ -109,7 +109,7 @@
           <w:color w:val="1F2937"/>
           <w:sz w:val="18"/>
         </w:rPr>
-        <w:t>具备 Vue、React、Electron、TypeScript、Node.js 等技术实践经验，能独立推进模块设计、组件封装、服务集成和项目规范落地。</w:t>
+        <w:t>具备多窗口通信、IM 通讯、TRTC/WebRTC 音视频、文件同步、本地缓存、地图/大屏可视化等复杂业务实践经验。</w:t>
       </w:r>
     </w:p>
     <w:p>
@@ -125,7 +125,7 @@
           <w:color w:val="1F2937"/>
           <w:sz w:val="18"/>
         </w:rPr>
-        <w:t>有 IM 通讯、TRTC/WebRTC 音视频、多窗口桌面端交互、文件同步、本地缓存、地图/大屏可视化等复杂业务经验。</w:t>
+        <w:t>具备前端工程化、项目规范建设、复杂组件拆分和公共逻辑抽象能力，能支撑多人协作下的稳定迭代和长期维护。</w:t>
       </w:r>
     </w:p>
     <w:p>
@@ -141,7 +141,7 @@
           <w:color w:val="1F2937"/>
           <w:sz w:val="18"/>
         </w:rPr>
-        <w:t>具备 Node 服务开发、Docker 容器化部署、Kubernetes 运维协作相关经验，可参与从前端开发到服务部署的完整交付链路。</w:t>
+        <w:t>了解 Node.js 服务开发、Docker/Nginx 部署流程和基础日志排查，能配合完成前后端联调、环境配置和发布问题定位。</w:t>
       </w:r>
     </w:p>
     <w:p>
@@ -174,7 +174,7 @@
           <w:color w:val="1F2937"/>
           <w:sz w:val="18"/>
         </w:rPr>
-        <w:t>前端开发：HTML5、CSS3、Sass/Less、JavaScript、ES6、TypeScript、Canvas；熟悉 Vue、React、Element UI、vue-element-admin。</w:t>
+        <w:t>前端技术：熟悉 JavaScript / TypeScript、Vue、React、Element UI、vue-element-admin，具备组件化开发、复杂表单、权限后台和多端适配经验。</w:t>
       </w:r>
     </w:p>
     <w:p>
@@ -190,7 +190,7 @@
           <w:color w:val="1F2937"/>
           <w:sz w:val="18"/>
         </w:rPr>
-        <w:t>客户端与多端：Electron、uni-app、小程序、H5 嵌入页；有 PC 客户端、多窗口桌面端和移动端适配经验。</w:t>
+        <w:t>Electron 客户端：熟悉主进程/渲染进程通信、多窗口管理、窗口透明/点穿、截图、本地文件目录处理、注册表读取和安装状态识别等桌面端能力。</w:t>
       </w:r>
     </w:p>
     <w:p>
@@ -206,7 +206,7 @@
           <w:color w:val="1F2937"/>
           <w:sz w:val="18"/>
         </w:rPr>
-        <w:t>服务端开发：Node.js、Express、Koa2；可参与接口设计、业务服务开发、权限后台、业务中台和前后端联调。</w:t>
+        <w:t>工程化与规范：熟悉 Vite、Webpack、Gulp、ESLint、Prettier、Mock、Git/SVN，具备项目规范落地、公共逻辑抽象、构建配置和协作流程优化经验。</w:t>
       </w:r>
     </w:p>
     <w:p>
@@ -222,7 +222,7 @@
           <w:color w:val="1F2937"/>
           <w:sz w:val="18"/>
         </w:rPr>
-        <w:t>工程化与协作：Vite、Webpack、Gulp、ESLint、Prettier、Mock、Git、SVN；熟悉项目规范、模块封装和构建优化。</w:t>
+        <w:t>复杂业务集成：具备 TRTC/WebRTC、IM 通讯、地图 API、ECharts 可视化、文件同步、本地缓存等复杂业务接入和联调经验。</w:t>
       </w:r>
     </w:p>
     <w:p>
@@ -238,7 +238,7 @@
           <w:color w:val="1F2937"/>
           <w:sz w:val="18"/>
         </w:rPr>
-        <w:t>部署与运维：Docker 镜像构建、容器编排部署、Kubernetes 基础运维协作；了解服务发布、环境配置、日志查看和问题排查流程。</w:t>
+        <w:t>多端与业务场景：具备 PC 客户端、后台管理、H5 嵌入页、小程序、uni-app、可视化大屏等多端业务开发和适配经验。</w:t>
       </w:r>
     </w:p>
     <w:p>
@@ -254,7 +254,7 @@
           <w:color w:val="1F2937"/>
           <w:sz w:val="18"/>
         </w:rPr>
-        <w:t>业务集成：音视频 SDK、TRTC/WebRTC、地图 API、ECharts 可视化、IM 通讯、文件同步等复杂业务接入。</w:t>
+        <w:t>后端与交付协作：了解 Node.js、Express、Koa2、Docker、Nginx、环境变量配置和基础日志排查，可配合完成接口联调和发布问题定位。</w:t>
       </w:r>
     </w:p>
     <w:p>
@@ -285,7 +285,7 @@
           <w:color w:val="1F2937"/>
           <w:sz w:val="19"/>
         </w:rPr>
-        <w:t>2021.06 - 至今</w:t>
+        <w:t>2022.06 - 至今</w:t>
       </w:r>
       <w:r>
         <w:rPr>
@@ -321,7 +321,7 @@
           <w:color w:val="1F2937"/>
           <w:sz w:val="19"/>
         </w:rPr>
-        <w:t>公司名称待确认</w:t>
+        <w:t>厦门玄空科技有限公司</w:t>
       </w:r>
     </w:p>
     <w:p>
@@ -337,7 +337,23 @@
           <w:color w:val="1F2937"/>
           <w:sz w:val="18"/>
         </w:rPr>
-        <w:t>负责核心项目的前端开发、项目成员协作、复杂功能方案设计、难点攻关、项目规范建设和功能迭代。</w:t>
+        <w:t>担任核心开发人员，负责 Electron 客户端核心能力、后台管理模块、音视频会议、IM 通讯和文件同步等复杂业务迭代。</w:t>
+      </w:r>
+    </w:p>
+    <w:p>
+      <w:pPr>
+        <w:pStyle w:val="ListBullet"/>
+        <w:spacing w:after="30" w:line="252" w:lineRule="auto"/>
+        <w:ind w:left="255" w:hanging="125"/>
+      </w:pPr>
+      <w:r>
+        <w:rPr>
+          <w:rFonts w:ascii="Arial" w:hAnsi="Arial" w:eastAsia="微软雅黑"/>
+          <w:b w:val="0"/>
+          <w:color w:val="1F2937"/>
+          <w:sz w:val="18"/>
+        </w:rPr>
+        <w:t>参与需求评审、技术方案设计、复杂功能拆解、项目规范建设和跨端联调，推动核心模块稳定交付。</w:t>
       </w:r>
     </w:p>
     <w:p>
@@ -351,7 +367,7 @@
           <w:color w:val="1F2937"/>
           <w:sz w:val="19"/>
         </w:rPr>
-        <w:t>2021.04 - 2022.06 [时间待确认]</w:t>
+        <w:t>2021.04 - 2022.06</w:t>
       </w:r>
       <w:r>
         <w:rPr>
@@ -387,7 +403,7 @@
           <w:color w:val="1F2937"/>
           <w:sz w:val="19"/>
         </w:rPr>
-        <w:t>公司名称待确认</w:t>
+        <w:t>厦门互啪智能科技有限公司</w:t>
       </w:r>
     </w:p>
     <w:p>
@@ -403,7 +419,7 @@
           <w:color w:val="1F2937"/>
           <w:sz w:val="18"/>
         </w:rPr>
-        <w:t>参与公司内部 PC 客户端办公应用、后台管理系统、H5 嵌入原生移动端页面等业务开发。</w:t>
+        <w:t>负责自研 PC 客户端办公应用、后台管理系统、H5 嵌入原生移动端等业务模块开发和版本迭代。</w:t>
       </w:r>
     </w:p>
     <w:p>
@@ -419,7 +435,7 @@
           <w:color w:val="1F2937"/>
           <w:sz w:val="18"/>
         </w:rPr>
-        <w:t>推进前端项目代码规范、项目结构优化、版本迭代和相关文档沉淀。</w:t>
+        <w:t>参与 Electron 桌面端交互、富文本扩展、项目规范建设、公共逻辑封装和项目结构优化。</w:t>
       </w:r>
     </w:p>
     <w:p>
@@ -469,7 +485,7 @@
           <w:color w:val="1F2937"/>
           <w:sz w:val="19"/>
         </w:rPr>
-        <w:t>公司名称待确认</w:t>
+        <w:t>福建觅觉文化信息有限公司</w:t>
       </w:r>
     </w:p>
     <w:p>
@@ -485,7 +501,7 @@
           <w:color w:val="1F2937"/>
           <w:sz w:val="18"/>
         </w:rPr>
-        <w:t>负责前端项目开发与维护，覆盖公司官网、小程序、后台管理、可视化调度平台等方向。</w:t>
+        <w:t>负责公司官网、小程序、后台管理、可视化数据平台等前端项目开发与维护。</w:t>
       </w:r>
     </w:p>
     <w:p>
@@ -501,7 +517,7 @@
           <w:color w:val="1F2937"/>
           <w:sz w:val="18"/>
         </w:rPr>
-        <w:t>参与屏幕播控相关系统的重构、功能扩展和项目交付。</w:t>
+        <w:t>参与巨幕播放系统和可视化平台的功能重构、复杂交互扩展、数据可视化和多项目场景交付。</w:t>
       </w:r>
     </w:p>
     <w:p>
@@ -551,7 +567,7 @@
           <w:color w:val="1F2937"/>
           <w:sz w:val="19"/>
         </w:rPr>
-        <w:t>公司名称待确认</w:t>
+        <w:t>福建深空信息有限公司</w:t>
       </w:r>
     </w:p>
     <w:p>
@@ -567,7 +583,7 @@
           <w:color w:val="1F2937"/>
           <w:sz w:val="18"/>
         </w:rPr>
-        <w:t>参与前端页面制作、功能交互实现、问题修复和数据接口文档编写。</w:t>
+        <w:t>参与前端页面构建、交互实现、接口联调和问题修复，完成从实习到正式前端开发的基础能力积累。</w:t>
       </w:r>
     </w:p>
     <w:p>
@@ -598,7 +614,7 @@
           <w:color w:val="1F2937"/>
           <w:sz w:val="20"/>
         </w:rPr>
-        <w:t>2022.06 - 至今  协同/音视频类系统 [项目名待确认]</w:t>
+        <w:t>2022.06 - 至今  天迈管理系统</w:t>
       </w:r>
     </w:p>
     <w:p>
@@ -612,7 +628,7 @@
           <w:color w:val="1F2937"/>
           <w:sz w:val="18"/>
         </w:rPr>
-        <w:t>项目包含客户端与后台管理两部分，覆盖多窗口桌面端交互、IM 通讯、腾讯 TRTC 音视频会议、文件同步、人员/招聘/薪资/权限等后台模块。</w:t>
+        <w:t>项目包含 Electron 客户端与后台管理两部分，覆盖多窗口桌面端交互、IM 通讯、腾讯 TRTC 音视频会议、文件同步、CG 审核、任务流程及人员/招聘/薪资/权限等后台模块；本人主要负责客户端核心能力、复杂交互和后台业务模块迭代。</w:t>
       </w:r>
     </w:p>
     <w:p>
@@ -651,7 +667,7 @@
           <w:color w:val="1F2937"/>
           <w:sz w:val="18"/>
         </w:rPr>
-        <w:t>负责 Electron 客户端核心模块开发，包括多窗口通信、事件分发、窗口透明、节点穿透和画中画等桌面端能力。</w:t>
+        <w:t>作为核心开发参与客户端方案拆解和模块落地，负责多窗口通信、事件分发、窗口透明、点穿、画中画等 Electron 桌面端能力。</w:t>
       </w:r>
     </w:p>
     <w:p>
@@ -667,7 +683,7 @@
           <w:color w:val="1F2937"/>
           <w:sz w:val="18"/>
         </w:rPr>
-        <w:t>封装基于 type 的消息/事件处理逻辑，提升多窗口状态同步和跨模块通信的可维护性。</w:t>
+        <w:t>抽象基于 type 的进程消息监听与发布机制，统一多窗口事件处理入口，降低跨窗口状态同步和业务判断的维护成本。</w:t>
       </w:r>
     </w:p>
     <w:p>
@@ -683,7 +699,7 @@
           <w:color w:val="1F2937"/>
           <w:sz w:val="18"/>
         </w:rPr>
-        <w:t>对接 TRTC 音视频能力，处理会议窗口、画面切换、订阅/取消订阅、状态同步等复杂交互。</w:t>
+        <w:t>对接腾讯 TRTC 音视频能力，完成单聊/多聊/多人会议、会议窗口、画面分享、订阅/取消订阅和会议状态同步等复杂交互。</w:t>
       </w:r>
     </w:p>
     <w:p>
@@ -699,7 +715,7 @@
           <w:color w:val="1F2937"/>
           <w:sz w:val="18"/>
         </w:rPr>
-        <w:t>实现本地工作目录与文件状态校验，支持文件目录动态匹配、生成、同步和异常状态处理。</w:t>
+        <w:t>设计本地共享目录与文件状态校验逻辑，支持目录动态匹配、命名生成、文件复制同步和异常状态处理。</w:t>
       </w:r>
     </w:p>
     <w:p>
@@ -715,7 +731,138 @@
           <w:color w:val="1F2937"/>
           <w:sz w:val="18"/>
         </w:rPr>
-        <w:t>参与后台管理功能开发，覆盖人员、招聘、薪资、权限、系统配置等业务模块。</w:t>
+        <w:t>参与后台管理功能迭代，覆盖 CG 审核、任务流程、员工考勤、人事招聘、财务薪资、人员权限和系统配置等模块。</w:t>
+      </w:r>
+    </w:p>
+    <w:p>
+      <w:pPr>
+        <w:spacing w:before="80" w:after="20"/>
+      </w:pPr>
+      <w:r>
+        <w:rPr>
+          <w:rFonts w:ascii="Arial" w:hAnsi="Arial" w:eastAsia="微软雅黑"/>
+          <w:b/>
+          <w:color w:val="1F2937"/>
+          <w:sz w:val="20"/>
+        </w:rPr>
+        <w:t>外接项目  澳门美容管理平台</w:t>
+      </w:r>
+    </w:p>
+    <w:p>
+      <w:pPr>
+        <w:spacing w:before="0" w:after="30" w:line="252" w:lineRule="auto"/>
+      </w:pPr>
+      <w:r>
+        <w:rPr>
+          <w:rFonts w:ascii="Arial" w:hAnsi="Arial" w:eastAsia="微软雅黑"/>
+          <w:b w:val="0"/>
+          <w:color w:val="1F2937"/>
+          <w:sz w:val="18"/>
+        </w:rPr>
+        <w:t>面向澳门美容门店经营场景的多端业务管理平台，覆盖平台管理端、门店后台端、会员小程序端和员工小程序端，支持多角色登录、后台运营、会员消费、员工履约和 OA 协同办公等业务闭环；本人全程负责前端业务模块开发，并协调项目搭建、部署、迭代和多端联调。</w:t>
+      </w:r>
+    </w:p>
+    <w:p>
+      <w:pPr>
+        <w:spacing w:after="40"/>
+      </w:pPr>
+      <w:r>
+        <w:rPr>
+          <w:rFonts w:ascii="Arial" w:hAnsi="Arial" w:eastAsia="微软雅黑"/>
+          <w:b/>
+          <w:color w:val="1F2937"/>
+          <w:sz w:val="19"/>
+        </w:rPr>
+        <w:t>技术栈：</w:t>
+      </w:r>
+      <w:r>
+        <w:rPr>
+          <w:rFonts w:ascii="Arial" w:hAnsi="Arial" w:eastAsia="微软雅黑"/>
+          <w:b w:val="0"/>
+          <w:color w:val="1F2937"/>
+          <w:sz w:val="19"/>
+        </w:rPr>
+        <w:t>Vue2 / uni-app / JeecgBoot / Ant Design Vue / Vuex / Vue Router / Axios / ColorUI / 微信小程序</w:t>
+      </w:r>
+    </w:p>
+    <w:p>
+      <w:pPr>
+        <w:pStyle w:val="ListBullet"/>
+        <w:spacing w:after="30" w:line="252" w:lineRule="auto"/>
+        <w:ind w:left="255" w:hanging="125"/>
+      </w:pPr>
+      <w:r>
+        <w:rPr>
+          <w:rFonts w:ascii="Arial" w:hAnsi="Arial" w:eastAsia="微软雅黑"/>
+          <w:b w:val="0"/>
+          <w:color w:val="1F2937"/>
+          <w:sz w:val="18"/>
+        </w:rPr>
+        <w:t>担任项目前端负责人，负责前端工程搭建、环境配置、部署上线、版本迭代和跨端联调协调，推进项目从开发到交付落地。</w:t>
+      </w:r>
+    </w:p>
+    <w:p>
+      <w:pPr>
+        <w:pStyle w:val="ListBullet"/>
+        <w:spacing w:after="30" w:line="252" w:lineRule="auto"/>
+        <w:ind w:left="255" w:hanging="125"/>
+      </w:pPr>
+      <w:r>
+        <w:rPr>
+          <w:rFonts w:ascii="Arial" w:hAnsi="Arial" w:eastAsia="微软雅黑"/>
+          <w:b w:val="0"/>
+          <w:color w:val="1F2937"/>
+          <w:sz w:val="18"/>
+        </w:rPr>
+        <w:t>独立完成门店后台端、会员小程序端、员工小程序端核心前端业务开发，覆盖会员、预约、销售、人事考勤、OA 协同、营销、仓存、报表、消息推送等模块。</w:t>
+      </w:r>
+    </w:p>
+    <w:p>
+      <w:pPr>
+        <w:pStyle w:val="ListBullet"/>
+        <w:spacing w:after="30" w:line="252" w:lineRule="auto"/>
+        <w:ind w:left="255" w:hanging="125"/>
+      </w:pPr>
+      <w:r>
+        <w:rPr>
+          <w:rFonts w:ascii="Arial" w:hAnsi="Arial" w:eastAsia="微软雅黑"/>
+          <w:b w:val="0"/>
+          <w:color w:val="1F2937"/>
+          <w:sz w:val="18"/>
+        </w:rPr>
+        <w:t>梳理后台管理端、小程序会员端和员工端之间的数据关系，打通会员消费、员工服务履约、后台运营管理的多角色多端业务联动。</w:t>
+      </w:r>
+    </w:p>
+    <w:p>
+      <w:pPr>
+        <w:pStyle w:val="ListBullet"/>
+        <w:spacing w:after="30" w:line="252" w:lineRule="auto"/>
+        <w:ind w:left="255" w:hanging="125"/>
+      </w:pPr>
+      <w:r>
+        <w:rPr>
+          <w:rFonts w:ascii="Arial" w:hAnsi="Arial" w:eastAsia="微软雅黑"/>
+          <w:b w:val="0"/>
+          <w:color w:val="1F2937"/>
+          <w:sz w:val="18"/>
+        </w:rPr>
+        <w:t>负责 OA 相关前端模块建设，包括员工工作台、申请审批、考勤/请假/调更、早会、任务、日记和消息通知等内部协同流程。</w:t>
+      </w:r>
+    </w:p>
+    <w:p>
+      <w:pPr>
+        <w:pStyle w:val="ListBullet"/>
+        <w:spacing w:after="30" w:line="252" w:lineRule="auto"/>
+        <w:ind w:left="255" w:hanging="125"/>
+      </w:pPr>
+      <w:r>
+        <w:rPr>
+          <w:rFonts w:ascii="Arial" w:hAnsi="Arial" w:eastAsia="微软雅黑"/>
+          <w:b w:val="0"/>
+          <w:color w:val="1F2937"/>
+          <w:sz w:val="18"/>
+        </w:rPr>
+        <w:t>适配澳门本地化业务场景，支持简体/繁体/英语国际化、地图定位、短信、微信服务号/小程序消息等能力接入与联调。</w:t>
       </w:r>
     </w:p>
     <w:p>
@@ -743,7 +890,7 @@
           <w:color w:val="1F2937"/>
           <w:sz w:val="18"/>
         </w:rPr>
-        <w:t>面向内部效率办公场景的平台，包含应用商城、工作台、知识库、广场、可视化平台等模块。</w:t>
+        <w:t>面向内部效率办公场景的平台，包含应用商城、工作台、知识库、悬赏广场、可视化平台、邮箱等模块。</w:t>
       </w:r>
     </w:p>
     <w:p>
@@ -782,7 +929,7 @@
           <w:color w:val="1F2937"/>
           <w:sz w:val="18"/>
         </w:rPr>
-        <w:t>实现自定义 loading 指令，按页面接口请求状态展示加载反馈，优化弱网和多接口场景体验。</w:t>
+        <w:t>负责多个客户端交互模块开发，覆盖全局可拖动便签、自定义右键弹窗、拖拽调整窗口区域、一键截图等能力。</w:t>
       </w:r>
     </w:p>
     <w:p>
@@ -798,7 +945,7 @@
           <w:color w:val="1F2937"/>
           <w:sz w:val="18"/>
         </w:rPr>
-        <w:t>开发全局可拖动标签、拖拽调整窗口区域、一键截图、应用图标读取等客户端交互能力。</w:t>
+        <w:t>实现自定义 loading 指令，按页面接口请求状态统一展示加载反馈，改善弱网和多接口并发场景下的体验一致性。</w:t>
       </w:r>
     </w:p>
     <w:p>
@@ -814,7 +961,7 @@
           <w:color w:val="1F2937"/>
           <w:sz w:val="18"/>
         </w:rPr>
-        <w:t>扩展富文本编辑器能力，支持自定义菜单和业务插件接入。</w:t>
+        <w:t>对 WangEditor 进行二次扩展，支持自定义菜单和业务插件接入，提升知识库/富文本场景的可扩展性。</w:t>
       </w:r>
     </w:p>
     <w:p>
@@ -830,7 +977,7 @@
           <w:color w:val="1F2937"/>
           <w:sz w:val="18"/>
         </w:rPr>
-        <w:t>参与安装包封装、应用安装状态识别和注册表读取等 Electron 桌面端能力建设。</w:t>
+        <w:t>参与 Electron 桌面端能力建设，包括安装包界面优化、大分辨率 Icon 提取、应用安装状态识别和注册表读取。</w:t>
       </w:r>
     </w:p>
     <w:p>
@@ -844,7 +991,7 @@
           <w:color w:val="1F2937"/>
           <w:sz w:val="20"/>
         </w:rPr>
-        <w:t>2020.03 - 2021.01  应急指挥/可视化调度平台 [项目名待确认]</w:t>
+        <w:t>2020.03 - 2021.01  新时代党建融平台</w:t>
       </w:r>
     </w:p>
     <w:p>
@@ -858,7 +1005,7 @@
           <w:color w:val="1F2937"/>
           <w:sz w:val="18"/>
         </w:rPr>
-        <w:t>面向应急管理场景的信息化系统，包含管理平台与可视化调度平台，支持信息管理、组织架构、音视频会议、地图展示等能力。</w:t>
+        <w:t>面向党建机关单位的信息化平台，包含管理平台与可视化数据平台，支持党建资讯、党建视频、全景党建馆、党建会议、党建地图和主题风格等模块。</w:t>
       </w:r>
     </w:p>
     <w:p>
@@ -881,7 +1028,7 @@
           <w:color w:val="1F2937"/>
           <w:sz w:val="19"/>
         </w:rPr>
-        <w:t>Vue CLI / Electron / Cordova / ECharts / 地图 API / WebRTC / ESLint</w:t>
+        <w:t>Vue CLI / Electron / Cordova / ECharts / 百度地图 API / WebRTC / vue-element-admin</w:t>
       </w:r>
     </w:p>
     <w:p>
@@ -897,7 +1044,7 @@
           <w:color w:val="1F2937"/>
           <w:sz w:val="18"/>
         </w:rPr>
-        <w:t>参与可视化调度平台开发，对接多方数据与视频会议能力，支撑调度场景下的信息展示和协同沟通。</w:t>
+        <w:t>参与项目前两期核心开发，完成党建组织、资讯、视频会议、党建地图等多方数据与业务模块接入。</w:t>
       </w:r>
     </w:p>
     <w:p>
@@ -913,7 +1060,7 @@
           <w:color w:val="1F2937"/>
           <w:sz w:val="18"/>
         </w:rPr>
-        <w:t>基于 ECharts 和地图 API 完成数据可视化、区域分布、节点状态和功能布局展示。</w:t>
+        <w:t>基于 ECharts 和百度地图 API 实现组织数据可视化、平台分布展示、地图交互和功能操作入口。</w:t>
       </w:r>
     </w:p>
     <w:p>
@@ -929,7 +1076,7 @@
           <w:color w:val="1F2937"/>
           <w:sz w:val="18"/>
         </w:rPr>
-        <w:t>对接音视频 SDK / WebRTC 协议，实现多应用办公场景下的实时会议能力。</w:t>
+        <w:t>对接第三方音视频 SDK，基于 WebRTC 协议落地多应用办公场景下的视频会议能力。</w:t>
       </w:r>
     </w:p>
     <w:p>
@@ -945,7 +1092,7 @@
           <w:color w:val="1F2937"/>
           <w:sz w:val="18"/>
         </w:rPr>
-        <w:t>参与后台管理平台建设，处理账号层级、权限分配、信息管理及可视化平台联动配置。</w:t>
+        <w:t>参与 vue-element-admin 后台管理平台建设，负责账号层级、权限分配、信息发布和可视化平台布局管理等模块。</w:t>
       </w:r>
     </w:p>
     <w:p>
@@ -959,7 +1106,7 @@
           <w:color w:val="1F2937"/>
           <w:sz w:val="20"/>
         </w:rPr>
-        <w:t>2018.10 - 2020.05  大屏播控系统</w:t>
+        <w:t>2018.10 - 2020.05  巨幕播放系统</w:t>
       </w:r>
     </w:p>
     <w:p>
@@ -973,7 +1120,7 @@
           <w:color w:val="1F2937"/>
           <w:sz w:val="18"/>
         </w:rPr>
-        <w:t>面向本地播放器和大屏展示场景的播控系统，支持视频、图片、网页特效、节目编排和移动端控制。</w:t>
+        <w:t>面向本地播放器和大屏展示场景的播控系统，基于 HTML 嵌入 WPF 本地播放器，支持视频、图片、序列帧、网页特效、弹幕、节目编排和移动端控制。</w:t>
       </w:r>
     </w:p>
     <w:p>
@@ -996,7 +1143,7 @@
           <w:color w:val="1F2937"/>
           <w:sz w:val="19"/>
         </w:rPr>
-        <w:t>Vue / ES6 / Sass / JavaScript / ESLint / Git</w:t>
+        <w:t>Vue / ES6 / Sass / JavaScript / WPF WebView / UDP / ESLint / Git</w:t>
       </w:r>
     </w:p>
     <w:p>
@@ -1012,7 +1159,7 @@
           <w:color w:val="1F2937"/>
           <w:sz w:val="18"/>
         </w:rPr>
-        <w:t>负责大屏内容编排、播放区域拖拽定位、素材大小调整、嵌套多媒体内容展示等核心交互。</w:t>
+        <w:t>负责大屏播放场景核心交互开发，包括布局编排、播放区域拖拽定位、素材拉伸缩放和多媒体嵌套展示。</w:t>
       </w:r>
     </w:p>
     <w:p>
@@ -1028,7 +1175,7 @@
           <w:color w:val="1F2937"/>
           <w:sz w:val="18"/>
         </w:rPr>
-        <w:t>通过网页嵌套与播放器能力结合，实现网页特效、视频可视化、账号管理等功能。</w:t>
+        <w:t>通过网页场景嵌入播放器能力，实现音频可视化、人机互动、网页特效、账号管理等扩展功能。</w:t>
       </w:r>
     </w:p>
     <w:p>
@@ -1044,7 +1191,7 @@
           <w:color w:val="1F2937"/>
           <w:sz w:val="18"/>
         </w:rPr>
-        <w:t>参与手机端/平板端控制模块开发，通过 UDP 或接口指令实现场景切换、图片/视频上屏和播放状态控制。</w:t>
+        <w:t>参与手机端/平板端中控模块开发，通过 UDP 或接口指令实现场景切换、图片/视频/弹幕上传和播放状态控制。</w:t>
       </w:r>
     </w:p>
     <w:p>
@@ -1060,7 +1207,7 @@
           <w:color w:val="1F2937"/>
           <w:sz w:val="18"/>
         </w:rPr>
-        <w:t>在多个项目场景中持续扩展和维护功能，提升系统稳定性与复用能力。</w:t>
+        <w:t>在多个项目环境中持续扩展和维护系统能力，提升老项目的兼容性、稳定性和复用能力。</w:t>
       </w:r>
     </w:p>
     <w:p>
@@ -1091,7 +1238,7 @@
           <w:color w:val="1F2937"/>
           <w:sz w:val="19"/>
         </w:rPr>
-        <w:t>2015.09 - 2018.06  |  湖南农业职业技术学院[待确认]  |  专业待确认  |  大专</w:t>
+        <w:t>2015.09 - 2018.06  |  福建农业职业技术学院  |  软件开发  |  大专</w:t>
       </w:r>
     </w:p>
     <w:sectPr>
